--- a/homeworks/homework04.docx
+++ b/homeworks/homework04.docx
@@ -102,19 +102,29 @@
         <w:tab/>
         <w:t xml:space="preserve">I believe this piece is more of an art than craft. While it does take mastering the craft to make the ability to make this type of art. It is an art piece that fits the definition perfectly with the section that says “intended to be contemplated or appreciated…” It </w:t>
       </w:r>
-      <w:proofErr w:type="gramStart"/>
-      <w:r>
-        <w:rPr>
-          <w:rFonts w:ascii="Times New Roman" w:hAnsi="Times New Roman" w:cs="Times New Roman"/>
-        </w:rPr>
-        <w:t>was more caught my eye</w:t>
-      </w:r>
-      <w:proofErr w:type="gramEnd"/>
-      <w:r>
-        <w:rPr>
-          <w:rFonts w:ascii="Times New Roman" w:hAnsi="Times New Roman" w:cs="Times New Roman"/>
-        </w:rPr>
-        <w:t xml:space="preserve"> because I saw some of the people in the photo wearing hats. Researching this piece a little bit I see that it honors the Black Panther Party and addresses police brutality. It illicit the feelings of</w:t>
+      <w:r>
+        <w:rPr>
+          <w:rFonts w:ascii="Times New Roman" w:hAnsi="Times New Roman" w:cs="Times New Roman"/>
+        </w:rPr>
+        <w:t>caught my eye more</w:t>
+      </w:r>
+      <w:r>
+        <w:rPr>
+          <w:rFonts w:ascii="Times New Roman" w:hAnsi="Times New Roman" w:cs="Times New Roman"/>
+        </w:rPr>
+        <w:t xml:space="preserve"> because I saw some of the people in the </w:t>
+      </w:r>
+      <w:r>
+        <w:rPr>
+          <w:rFonts w:ascii="Times New Roman" w:hAnsi="Times New Roman" w:cs="Times New Roman"/>
+        </w:rPr>
+        <w:t>drawing</w:t>
+      </w:r>
+      <w:r>
+        <w:rPr>
+          <w:rFonts w:ascii="Times New Roman" w:hAnsi="Times New Roman" w:cs="Times New Roman"/>
+        </w:rPr>
+        <w:t xml:space="preserve"> wearing hats. Researching this piece a little bit I see that it honors the Black Panther Party and addresses police brutality. It illicit the feelings of</w:t>
       </w:r>
       <w:r>
         <w:rPr>
@@ -138,16 +148,26 @@
         <w:rPr>
           <w:rFonts w:ascii="Times New Roman" w:hAnsi="Times New Roman" w:cs="Times New Roman"/>
         </w:rPr>
-        <w:t xml:space="preserve"> and they should be acknowledged and put out publicly so that people cannot shy away from it. I strongly disagree that artificial intelligence can produce something of equal meaning. I could apply the concept of “art” by viewing software design in an appreciative way. In a way that appreciates the possibility of creating things with computers and technology. I can apply the concept of “craft” by creating good, optimized software and making sure it is up to standard. I think software creation is more of a craft than an art, although there are artistic elements to it. I ask myself if my design and code is good, if it is well documented, and if it is readable. I do usually go back to my work to refactor things to make </w:t>
-      </w:r>
-      <w:proofErr w:type="gramStart"/>
-      <w:r>
-        <w:rPr>
-          <w:rFonts w:ascii="Times New Roman" w:hAnsi="Times New Roman" w:cs="Times New Roman"/>
-        </w:rPr>
-        <w:t>it</w:t>
-      </w:r>
-      <w:proofErr w:type="gramEnd"/>
+        <w:t xml:space="preserve"> and they should be acknowledged</w:t>
+      </w:r>
+      <w:r>
+        <w:rPr>
+          <w:rFonts w:ascii="Times New Roman" w:hAnsi="Times New Roman" w:cs="Times New Roman"/>
+        </w:rPr>
+        <w:t>. It should not be unmentioned, and it should be</w:t>
+      </w:r>
+      <w:r>
+        <w:rPr>
+          <w:rFonts w:ascii="Times New Roman" w:hAnsi="Times New Roman" w:cs="Times New Roman"/>
+        </w:rPr>
+        <w:t xml:space="preserve"> put out publicly so that people cannot shy away from it. I strongly disagree that artificial intelligence can produce something of equal meaning. I could apply the concept of “art” by viewing software design in an appreciative way. In a way that appreciates the possibility of creating things with computers and technology. I can apply the concept of “craft” by creating good, optimized software and making sure it is up to standard. I think software creation is more of a craft than an art, although there are artistic elements to it. I ask myself if my design and code is good, if it is well documented, and if it is readable. I do usually go back to my work to refactor things to make </w:t>
+      </w:r>
+      <w:r>
+        <w:rPr>
+          <w:rFonts w:ascii="Times New Roman" w:hAnsi="Times New Roman" w:cs="Times New Roman"/>
+        </w:rPr>
+        <w:t>them</w:t>
+      </w:r>
       <w:r>
         <w:rPr>
           <w:rFonts w:ascii="Times New Roman" w:hAnsi="Times New Roman" w:cs="Times New Roman"/>
